--- a/materialien/00_Lehrerhinweise/KR_W5_Lehrerhinweise.docx
+++ b/materialien/00_Lehrerhinweise/KR_W5_Lehrerhinweise.docx
@@ -169,7 +169,7 @@
               <w:rPr>
                 <w:rFonts w:ascii="Georgia" w:hAnsi="Georgia" w:cs="Georgia" w:eastAsia="Georgia"/>
                 <w:b/>
-                <w:color w:val="0E7C86"/>
+                <w:color w:val="14213D"/>
                 <w:sz w:val="34"/>
               </w:rPr>
               <w:t>Das Netz</w:t>
@@ -246,7 +246,7 @@
               <w:rPr>
                 <w:rFonts w:ascii="Georgia" w:hAnsi="Georgia" w:cs="Georgia" w:eastAsia="Georgia"/>
                 <w:b/>
-                <w:color w:val="0E7C86"/>
+                <w:color w:val="14213D"/>
                 <w:spacing w:val="16"/>
                 <w:sz w:val="21"/>
               </w:rPr>

--- a/materialien/00_Lehrerhinweise/KR_W5_Lehrerhinweise.docx
+++ b/materialien/00_Lehrerhinweise/KR_W5_Lehrerhinweise.docx
@@ -8701,9 +8701,10 @@
       </w:tblPr>
       <w:tblGrid>
         <w:gridCol w:w="1304"/>
-        <w:gridCol w:w="4309"/>
+        <w:gridCol w:w="3572"/>
         <w:gridCol w:w="1644"/>
         <w:gridCol w:w="1927"/>
+        <w:gridCol w:w="737"/>
       </w:tblGrid>
       <w:tr>
         <w:trPr>
@@ -8739,7 +8740,7 @@
         </w:tc>
         <w:tc>
           <w:tcPr>
-            <w:tcW w:type="dxa" w:w="4309"/>
+            <w:tcW w:type="dxa" w:w="3572"/>
             <w:shd w:val="clear" w:color="auto" w:fill="F2EADB"/>
             <w:tcMar>
               <w:top w:w="40" w:type="dxa"/>
@@ -8815,6 +8816,33 @@
                 <w:sz w:val="16"/>
               </w:rPr>
               <w:t>Erklärung</w:t>
+            </w:r>
+          </w:p>
+        </w:tc>
+        <w:tc>
+          <w:tcPr>
+            <w:tcW w:type="dxa" w:w="737"/>
+            <w:shd w:val="clear" w:color="auto" w:fill="F2EADB"/>
+            <w:tcMar>
+              <w:top w:w="40" w:type="dxa"/>
+              <w:start w:w="70" w:type="dxa"/>
+              <w:bottom w:w="40" w:type="dxa"/>
+              <w:end w:w="70" w:type="dxa"/>
+            </w:tcMar>
+          </w:tcPr>
+          <w:p>
+            <w:pPr>
+              <w:spacing w:before="0" w:after="0"/>
+            </w:pPr>
+            <w:r>
+              <w:rPr>
+                <w:rFonts w:ascii="Calibri" w:hAnsi="Calibri" w:cs="Calibri" w:eastAsia="Calibri"/>
+                <w:b/>
+                <w:i w:val="0"/>
+                <w:color w:val="1B1B1F"/>
+                <w:sz w:val="16"/>
+              </w:rPr>
+              <w:t>Fallen</w:t>
             </w:r>
           </w:p>
         </w:tc>
@@ -8875,7 +8903,7 @@
         </w:tc>
         <w:tc>
           <w:tcPr>
-            <w:tcW w:type="dxa" w:w="4309"/>
+            <w:tcW w:type="dxa" w:w="3572"/>
             <w:tcMar>
               <w:top w:w="30" w:type="dxa"/>
               <w:start w:w="70" w:type="dxa"/>
@@ -8948,6 +8976,32 @@
                 <w:sz w:val="16"/>
               </w:rPr>
               <w:t>(A) widerspricht fester Länge, (C) dem Schubfachprinzip, (D) beschreibt Verschlüsselung (P9).</w:t>
+            </w:r>
+          </w:p>
+        </w:tc>
+        <w:tc>
+          <w:tcPr>
+            <w:tcW w:type="dxa" w:w="737"/>
+            <w:tcMar>
+              <w:top w:w="30" w:type="dxa"/>
+              <w:start w:w="70" w:type="dxa"/>
+              <w:bottom w:w="30" w:type="dxa"/>
+              <w:end w:w="70" w:type="dxa"/>
+            </w:tcMar>
+          </w:tcPr>
+          <w:p>
+            <w:pPr>
+              <w:spacing w:before="0" w:after="0"/>
+            </w:pPr>
+            <w:r>
+              <w:rPr>
+                <w:rFonts w:ascii="Calibri" w:hAnsi="Calibri" w:cs="Calibri" w:eastAsia="Calibri"/>
+                <w:b w:val="0"/>
+                <w:i w:val="0"/>
+                <w:color w:val="1B1B1F"/>
+                <w:sz w:val="16"/>
+              </w:rPr>
+              <w:t>P9</w:t>
             </w:r>
           </w:p>
         </w:tc>
@@ -9008,7 +9062,7 @@
         </w:tc>
         <w:tc>
           <w:tcPr>
-            <w:tcW w:type="dxa" w:w="4309"/>
+            <w:tcW w:type="dxa" w:w="3572"/>
             <w:tcMar>
               <w:top w:w="30" w:type="dxa"/>
               <w:start w:w="70" w:type="dxa"/>
@@ -9081,6 +9135,32 @@
                 <w:sz w:val="16"/>
               </w:rPr>
               <w:t>Geprüft wird mit dem öffentlichen Schlüssel der Absenderin (P9).</w:t>
+            </w:r>
+          </w:p>
+        </w:tc>
+        <w:tc>
+          <w:tcPr>
+            <w:tcW w:type="dxa" w:w="737"/>
+            <w:tcMar>
+              <w:top w:w="30" w:type="dxa"/>
+              <w:start w:w="70" w:type="dxa"/>
+              <w:bottom w:w="30" w:type="dxa"/>
+              <w:end w:w="70" w:type="dxa"/>
+            </w:tcMar>
+          </w:tcPr>
+          <w:p>
+            <w:pPr>
+              <w:spacing w:before="0" w:after="0"/>
+            </w:pPr>
+            <w:r>
+              <w:rPr>
+                <w:rFonts w:ascii="Calibri" w:hAnsi="Calibri" w:cs="Calibri" w:eastAsia="Calibri"/>
+                <w:b w:val="0"/>
+                <w:i w:val="0"/>
+                <w:color w:val="1B1B1F"/>
+                <w:sz w:val="16"/>
+              </w:rPr>
+              <w:t>P9</w:t>
             </w:r>
           </w:p>
         </w:tc>
@@ -9141,7 +9221,7 @@
         </w:tc>
         <w:tc>
           <w:tcPr>
-            <w:tcW w:type="dxa" w:w="4309"/>
+            <w:tcW w:type="dxa" w:w="3572"/>
             <w:tcMar>
               <w:top w:w="30" w:type="dxa"/>
               <w:start w:w="70" w:type="dxa"/>
@@ -9214,6 +9294,32 @@
                 <w:sz w:val="16"/>
               </w:rPr>
               <w:t>Die CA bestätigt mit ihrer Signatur die Zuordnung Schlüssel ↔ Domain.</w:t>
+            </w:r>
+          </w:p>
+        </w:tc>
+        <w:tc>
+          <w:tcPr>
+            <w:tcW w:type="dxa" w:w="737"/>
+            <w:tcMar>
+              <w:top w:w="30" w:type="dxa"/>
+              <w:start w:w="70" w:type="dxa"/>
+              <w:bottom w:w="30" w:type="dxa"/>
+              <w:end w:w="70" w:type="dxa"/>
+            </w:tcMar>
+          </w:tcPr>
+          <w:p>
+            <w:pPr>
+              <w:spacing w:before="0" w:after="0"/>
+            </w:pPr>
+            <w:r>
+              <w:rPr>
+                <w:rFonts w:ascii="Calibri" w:hAnsi="Calibri" w:cs="Calibri" w:eastAsia="Calibri"/>
+                <w:b w:val="0"/>
+                <w:i w:val="0"/>
+                <w:color w:val="1B1B1F"/>
+                <w:sz w:val="16"/>
+              </w:rPr>
+              <w:t>P9</w:t>
             </w:r>
           </w:p>
         </w:tc>
@@ -9274,7 +9380,7 @@
         </w:tc>
         <w:tc>
           <w:tcPr>
-            <w:tcW w:type="dxa" w:w="4309"/>
+            <w:tcW w:type="dxa" w:w="3572"/>
             <w:tcMar>
               <w:top w:w="30" w:type="dxa"/>
               <w:start w:w="70" w:type="dxa"/>
@@ -9347,6 +9453,32 @@
                 <w:sz w:val="16"/>
               </w:rPr>
               <w:t>Schutzziele mit Fachbegriffen benennen (P10).</w:t>
+            </w:r>
+          </w:p>
+        </w:tc>
+        <w:tc>
+          <w:tcPr>
+            <w:tcW w:type="dxa" w:w="737"/>
+            <w:tcMar>
+              <w:top w:w="30" w:type="dxa"/>
+              <w:start w:w="70" w:type="dxa"/>
+              <w:bottom w:w="30" w:type="dxa"/>
+              <w:end w:w="70" w:type="dxa"/>
+            </w:tcMar>
+          </w:tcPr>
+          <w:p>
+            <w:pPr>
+              <w:spacing w:before="0" w:after="0"/>
+            </w:pPr>
+            <w:r>
+              <w:rPr>
+                <w:rFonts w:ascii="Calibri" w:hAnsi="Calibri" w:cs="Calibri" w:eastAsia="Calibri"/>
+                <w:b w:val="0"/>
+                <w:i w:val="0"/>
+                <w:color w:val="1B1B1F"/>
+                <w:sz w:val="16"/>
+              </w:rPr>
+              <w:t>P10</w:t>
             </w:r>
           </w:p>
         </w:tc>
@@ -9407,7 +9539,7 @@
         </w:tc>
         <w:tc>
           <w:tcPr>
-            <w:tcW w:type="dxa" w:w="4309"/>
+            <w:tcW w:type="dxa" w:w="3572"/>
             <w:tcMar>
               <w:top w:w="30" w:type="dxa"/>
               <w:start w:w="70" w:type="dxa"/>
@@ -9480,6 +9612,32 @@
                 <w:sz w:val="16"/>
               </w:rPr>
               <w:t>Daten dürfen nur so lange gespeichert werden, wie es der Zweck erfordert.</w:t>
+            </w:r>
+          </w:p>
+        </w:tc>
+        <w:tc>
+          <w:tcPr>
+            <w:tcW w:type="dxa" w:w="737"/>
+            <w:tcMar>
+              <w:top w:w="30" w:type="dxa"/>
+              <w:start w:w="70" w:type="dxa"/>
+              <w:bottom w:w="30" w:type="dxa"/>
+              <w:end w:w="70" w:type="dxa"/>
+            </w:tcMar>
+          </w:tcPr>
+          <w:p>
+            <w:pPr>
+              <w:spacing w:before="0" w:after="0"/>
+            </w:pPr>
+            <w:r>
+              <w:rPr>
+                <w:rFonts w:ascii="Calibri" w:hAnsi="Calibri" w:cs="Calibri" w:eastAsia="Calibri"/>
+                <w:b w:val="0"/>
+                <w:i w:val="0"/>
+                <w:color w:val="1B1B1F"/>
+                <w:sz w:val="16"/>
+              </w:rPr>
+              <w:t>P10</w:t>
             </w:r>
           </w:p>
         </w:tc>
@@ -9540,7 +9698,7 @@
         </w:tc>
         <w:tc>
           <w:tcPr>
-            <w:tcW w:type="dxa" w:w="4309"/>
+            <w:tcW w:type="dxa" w:w="3572"/>
             <w:tcMar>
               <w:top w:w="30" w:type="dxa"/>
               <w:start w:w="70" w:type="dxa"/>
@@ -9613,6 +9771,32 @@
                 <w:sz w:val="16"/>
               </w:rPr>
               <w:t>3 · 5 + 9 = 24; 3 · 24 + 19 = 91 = 3 · 29 + 4.</w:t>
+            </w:r>
+          </w:p>
+        </w:tc>
+        <w:tc>
+          <w:tcPr>
+            <w:tcW w:type="dxa" w:w="737"/>
+            <w:tcMar>
+              <w:top w:w="30" w:type="dxa"/>
+              <w:start w:w="70" w:type="dxa"/>
+              <w:bottom w:w="30" w:type="dxa"/>
+              <w:end w:w="70" w:type="dxa"/>
+            </w:tcMar>
+          </w:tcPr>
+          <w:p>
+            <w:pPr>
+              <w:spacing w:before="0" w:after="0"/>
+            </w:pPr>
+            <w:r>
+              <w:rPr>
+                <w:rFonts w:ascii="Calibri" w:hAnsi="Calibri" w:cs="Calibri" w:eastAsia="Calibri"/>
+                <w:b w:val="0"/>
+                <w:i w:val="0"/>
+                <w:color w:val="1B1B1F"/>
+                <w:sz w:val="16"/>
+              </w:rPr>
+              <w:t>P2</w:t>
             </w:r>
           </w:p>
         </w:tc>
@@ -9673,7 +9857,7 @@
         </w:tc>
         <w:tc>
           <w:tcPr>
-            <w:tcW w:type="dxa" w:w="4309"/>
+            <w:tcW w:type="dxa" w:w="3572"/>
             <w:tcMar>
               <w:top w:w="30" w:type="dxa"/>
               <w:start w:w="70" w:type="dxa"/>
@@ -9756,6 +9940,32 @@
                 <w:sz w:val="16"/>
               </w:rPr>
               <w:t>rabe: 18 mod 13 = 5, · 1 = 5, · 2 = 10, · 5 = 50 mod 13 = 11. kai: 11 · 1 = 11, · 9 = 99 mod 13 = 8.</w:t>
+            </w:r>
+          </w:p>
+        </w:tc>
+        <w:tc>
+          <w:tcPr>
+            <w:tcW w:type="dxa" w:w="737"/>
+            <w:tcMar>
+              <w:top w:w="30" w:type="dxa"/>
+              <w:start w:w="70" w:type="dxa"/>
+              <w:bottom w:w="30" w:type="dxa"/>
+              <w:end w:w="70" w:type="dxa"/>
+            </w:tcMar>
+          </w:tcPr>
+          <w:p>
+            <w:pPr>
+              <w:spacing w:before="0" w:after="0"/>
+            </w:pPr>
+            <w:r>
+              <w:rPr>
+                <w:rFonts w:ascii="Calibri" w:hAnsi="Calibri" w:cs="Calibri" w:eastAsia="Calibri"/>
+                <w:b w:val="0"/>
+                <w:i w:val="0"/>
+                <w:color w:val="1B1B1F"/>
+                <w:sz w:val="16"/>
+              </w:rPr>
+              <w:t>P2</w:t>
             </w:r>
           </w:p>
         </w:tc>
@@ -9816,7 +10026,7 @@
         </w:tc>
         <w:tc>
           <w:tcPr>
-            <w:tcW w:type="dxa" w:w="4309"/>
+            <w:tcW w:type="dxa" w:w="3572"/>
             <w:tcMar>
               <w:top w:w="30" w:type="dxa"/>
               <w:start w:w="70" w:type="dxa"/>
@@ -9889,6 +10099,32 @@
                 <w:sz w:val="16"/>
               </w:rPr>
               <w:t>(1) Multiplikation ist vertauschbar → Anagramme kollidieren. (2) m = 13 und z = 26 sind Vielfache von 13. (3)/(4) falsch: nur 13 Werte.</w:t>
+            </w:r>
+          </w:p>
+        </w:tc>
+        <w:tc>
+          <w:tcPr>
+            <w:tcW w:type="dxa" w:w="737"/>
+            <w:tcMar>
+              <w:top w:w="30" w:type="dxa"/>
+              <w:start w:w="70" w:type="dxa"/>
+              <w:bottom w:w="30" w:type="dxa"/>
+              <w:end w:w="70" w:type="dxa"/>
+            </w:tcMar>
+          </w:tcPr>
+          <w:p>
+            <w:pPr>
+              <w:spacing w:before="0" w:after="0"/>
+            </w:pPr>
+            <w:r>
+              <w:rPr>
+                <w:rFonts w:ascii="Calibri" w:hAnsi="Calibri" w:cs="Calibri" w:eastAsia="Calibri"/>
+                <w:b w:val="0"/>
+                <w:i w:val="0"/>
+                <w:color w:val="1B1B1F"/>
+                <w:sz w:val="16"/>
+              </w:rPr>
+              <w:t>P5</w:t>
             </w:r>
           </w:p>
         </w:tc>
@@ -9949,7 +10185,7 @@
         </w:tc>
         <w:tc>
           <w:tcPr>
-            <w:tcW w:type="dxa" w:w="4309"/>
+            <w:tcW w:type="dxa" w:w="3572"/>
             <w:tcMar>
               <w:top w:w="30" w:type="dxa"/>
               <w:start w:w="70" w:type="dxa"/>
@@ -10072,6 +10308,32 @@
                 <w:sz w:val="16"/>
               </w:rPr>
               <w:t>Ohne Vergleich keine Prüfung (P9).</w:t>
+            </w:r>
+          </w:p>
+        </w:tc>
+        <w:tc>
+          <w:tcPr>
+            <w:tcW w:type="dxa" w:w="737"/>
+            <w:tcMar>
+              <w:top w:w="30" w:type="dxa"/>
+              <w:start w:w="70" w:type="dxa"/>
+              <w:bottom w:w="30" w:type="dxa"/>
+              <w:end w:w="70" w:type="dxa"/>
+            </w:tcMar>
+          </w:tcPr>
+          <w:p>
+            <w:pPr>
+              <w:spacing w:before="0" w:after="0"/>
+            </w:pPr>
+            <w:r>
+              <w:rPr>
+                <w:rFonts w:ascii="Calibri" w:hAnsi="Calibri" w:cs="Calibri" w:eastAsia="Calibri"/>
+                <w:b w:val="0"/>
+                <w:i w:val="0"/>
+                <w:color w:val="1B1B1F"/>
+                <w:sz w:val="16"/>
+              </w:rPr>
+              <w:t>P9</w:t>
             </w:r>
           </w:p>
         </w:tc>
@@ -10132,7 +10394,7 @@
         </w:tc>
         <w:tc>
           <w:tcPr>
-            <w:tcW w:type="dxa" w:w="4309"/>
+            <w:tcW w:type="dxa" w:w="3572"/>
             <w:tcMar>
               <w:top w:w="30" w:type="dxa"/>
               <w:start w:w="70" w:type="dxa"/>
@@ -10205,6 +10467,32 @@
                 <w:sz w:val="16"/>
               </w:rPr>
               <w:t>Zertifikatsprüfung vor Schlüsselvereinbarung, sonst MitM.</w:t>
+            </w:r>
+          </w:p>
+        </w:tc>
+        <w:tc>
+          <w:tcPr>
+            <w:tcW w:type="dxa" w:w="737"/>
+            <w:tcMar>
+              <w:top w:w="30" w:type="dxa"/>
+              <w:start w:w="70" w:type="dxa"/>
+              <w:bottom w:w="30" w:type="dxa"/>
+              <w:end w:w="70" w:type="dxa"/>
+            </w:tcMar>
+          </w:tcPr>
+          <w:p>
+            <w:pPr>
+              <w:spacing w:before="0" w:after="0"/>
+            </w:pPr>
+            <w:r>
+              <w:rPr>
+                <w:rFonts w:ascii="Calibri" w:hAnsi="Calibri" w:cs="Calibri" w:eastAsia="Calibri"/>
+                <w:b w:val="0"/>
+                <w:i w:val="0"/>
+                <w:color w:val="1B1B1F"/>
+                <w:sz w:val="16"/>
+              </w:rPr>
+              <w:t>P3</w:t>
             </w:r>
           </w:p>
         </w:tc>
@@ -10265,7 +10553,7 @@
         </w:tc>
         <w:tc>
           <w:tcPr>
-            <w:tcW w:type="dxa" w:w="4309"/>
+            <w:tcW w:type="dxa" w:w="3572"/>
             <w:tcMar>
               <w:top w:w="30" w:type="dxa"/>
               <w:start w:w="70" w:type="dxa"/>
@@ -10338,6 +10626,32 @@
                 <w:sz w:val="16"/>
               </w:rPr>
               <w:t>Jede Signatur wird mit dem öffentlichen Schlüssel ihres Ausstellers geprüft.</w:t>
+            </w:r>
+          </w:p>
+        </w:tc>
+        <w:tc>
+          <w:tcPr>
+            <w:tcW w:type="dxa" w:w="737"/>
+            <w:tcMar>
+              <w:top w:w="30" w:type="dxa"/>
+              <w:start w:w="70" w:type="dxa"/>
+              <w:bottom w:w="30" w:type="dxa"/>
+              <w:end w:w="70" w:type="dxa"/>
+            </w:tcMar>
+          </w:tcPr>
+          <w:p>
+            <w:pPr>
+              <w:spacing w:before="0" w:after="0"/>
+            </w:pPr>
+            <w:r>
+              <w:rPr>
+                <w:rFonts w:ascii="Calibri" w:hAnsi="Calibri" w:cs="Calibri" w:eastAsia="Calibri"/>
+                <w:b w:val="0"/>
+                <w:i w:val="0"/>
+                <w:color w:val="1B1B1F"/>
+                <w:sz w:val="16"/>
+              </w:rPr>
+              <w:t>P9</w:t>
             </w:r>
           </w:p>
         </w:tc>
@@ -10398,7 +10712,7 @@
         </w:tc>
         <w:tc>
           <w:tcPr>
-            <w:tcW w:type="dxa" w:w="4309"/>
+            <w:tcW w:type="dxa" w:w="3572"/>
             <w:tcMar>
               <w:top w:w="30" w:type="dxa"/>
               <w:start w:w="70" w:type="dxa"/>
@@ -10481,6 +10795,32 @@
                 <w:sz w:val="16"/>
               </w:rPr>
               <w:t>(2)/(4) falsch: Auch Bob kennt k → keine Verbindlichkeit. (3) k = (s − h) mod 29.</w:t>
+            </w:r>
+          </w:p>
+        </w:tc>
+        <w:tc>
+          <w:tcPr>
+            <w:tcW w:type="dxa" w:w="737"/>
+            <w:tcMar>
+              <w:top w:w="30" w:type="dxa"/>
+              <w:start w:w="70" w:type="dxa"/>
+              <w:bottom w:w="30" w:type="dxa"/>
+              <w:end w:w="70" w:type="dxa"/>
+            </w:tcMar>
+          </w:tcPr>
+          <w:p>
+            <w:pPr>
+              <w:spacing w:before="0" w:after="0"/>
+            </w:pPr>
+            <w:r>
+              <w:rPr>
+                <w:rFonts w:ascii="Calibri" w:hAnsi="Calibri" w:cs="Calibri" w:eastAsia="Calibri"/>
+                <w:b w:val="0"/>
+                <w:i w:val="0"/>
+                <w:color w:val="1B1B1F"/>
+                <w:sz w:val="16"/>
+              </w:rPr>
+              <w:t>P10</w:t>
             </w:r>
           </w:p>
         </w:tc>
@@ -10541,7 +10881,7 @@
         </w:tc>
         <w:tc>
           <w:tcPr>
-            <w:tcW w:type="dxa" w:w="4309"/>
+            <w:tcW w:type="dxa" w:w="3572"/>
             <w:tcMar>
               <w:top w:w="30" w:type="dxa"/>
               <w:start w:w="70" w:type="dxa"/>
@@ -10614,6 +10954,32 @@
                 <w:sz w:val="16"/>
               </w:rPr>
               <w:t>Die alte Signatur passt zum unveränderten Hashwert; Signaturen sind nur so sicher wie die Hashfunktion.</w:t>
+            </w:r>
+          </w:p>
+        </w:tc>
+        <w:tc>
+          <w:tcPr>
+            <w:tcW w:type="dxa" w:w="737"/>
+            <w:tcMar>
+              <w:top w:w="30" w:type="dxa"/>
+              <w:start w:w="70" w:type="dxa"/>
+              <w:bottom w:w="30" w:type="dxa"/>
+              <w:end w:w="70" w:type="dxa"/>
+            </w:tcMar>
+          </w:tcPr>
+          <w:p>
+            <w:pPr>
+              <w:spacing w:before="0" w:after="0"/>
+            </w:pPr>
+            <w:r>
+              <w:rPr>
+                <w:rFonts w:ascii="Calibri" w:hAnsi="Calibri" w:cs="Calibri" w:eastAsia="Calibri"/>
+                <w:b w:val="0"/>
+                <w:i w:val="0"/>
+                <w:color w:val="1B1B1F"/>
+                <w:sz w:val="16"/>
+              </w:rPr>
+              <w:t>P9</w:t>
             </w:r>
           </w:p>
         </w:tc>
@@ -10674,7 +11040,7 @@
         </w:tc>
         <w:tc>
           <w:tcPr>
-            <w:tcW w:type="dxa" w:w="4309"/>
+            <w:tcW w:type="dxa" w:w="3572"/>
             <w:tcMar>
               <w:top w:w="30" w:type="dxa"/>
               <w:start w:w="70" w:type="dxa"/>
@@ -10787,6 +11153,32 @@
                 <w:sz w:val="16"/>
               </w:rPr>
               <w:t>Alle vier Prüfungen gehören zur Zertifikatsprüfung; gestohlene Schlüssel stoppt nur der Widerruf.</w:t>
+            </w:r>
+          </w:p>
+        </w:tc>
+        <w:tc>
+          <w:tcPr>
+            <w:tcW w:type="dxa" w:w="737"/>
+            <w:tcMar>
+              <w:top w:w="30" w:type="dxa"/>
+              <w:start w:w="70" w:type="dxa"/>
+              <w:bottom w:w="30" w:type="dxa"/>
+              <w:end w:w="70" w:type="dxa"/>
+            </w:tcMar>
+          </w:tcPr>
+          <w:p>
+            <w:pPr>
+              <w:spacing w:before="0" w:after="0"/>
+            </w:pPr>
+            <w:r>
+              <w:rPr>
+                <w:rFonts w:ascii="Calibri" w:hAnsi="Calibri" w:cs="Calibri" w:eastAsia="Calibri"/>
+                <w:b w:val="0"/>
+                <w:i w:val="0"/>
+                <w:color w:val="1B1B1F"/>
+                <w:sz w:val="16"/>
+              </w:rPr>
+              <w:t>P9</w:t>
             </w:r>
           </w:p>
         </w:tc>
@@ -10847,7 +11239,7 @@
         </w:tc>
         <w:tc>
           <w:tcPr>
-            <w:tcW w:type="dxa" w:w="4309"/>
+            <w:tcW w:type="dxa" w:w="3572"/>
             <w:tcMar>
               <w:top w:w="30" w:type="dxa"/>
               <w:start w:w="70" w:type="dxa"/>
@@ -10950,6 +11342,32 @@
                 <w:sz w:val="16"/>
               </w:rPr>
               <w:t>Signieren erfordert den privaten Schlüssel der Absenderin, sonst fehlen Authentizität und Verbindlichkeit (P9).</w:t>
+            </w:r>
+          </w:p>
+        </w:tc>
+        <w:tc>
+          <w:tcPr>
+            <w:tcW w:type="dxa" w:w="737"/>
+            <w:tcMar>
+              <w:top w:w="30" w:type="dxa"/>
+              <w:start w:w="70" w:type="dxa"/>
+              <w:bottom w:w="30" w:type="dxa"/>
+              <w:end w:w="70" w:type="dxa"/>
+            </w:tcMar>
+          </w:tcPr>
+          <w:p>
+            <w:pPr>
+              <w:spacing w:before="0" w:after="0"/>
+            </w:pPr>
+            <w:r>
+              <w:rPr>
+                <w:rFonts w:ascii="Calibri" w:hAnsi="Calibri" w:cs="Calibri" w:eastAsia="Calibri"/>
+                <w:b w:val="0"/>
+                <w:i w:val="0"/>
+                <w:color w:val="1B1B1F"/>
+                <w:sz w:val="16"/>
+              </w:rPr>
+              <w:t>P9</w:t>
             </w:r>
           </w:p>
         </w:tc>
@@ -11247,7 +11665,27 @@
                 <w:color w:val="1B1B1F"/>
                 <w:sz w:val="16"/>
               </w:rPr>
-              <w:t>Wortliste (≈ 300 deutsche Wörter, 3–7 Buchstaben, normalisiert, ohne Video-Wörter und ohne die reservierten Paare); Variante „mit Zwischenständen“</w:t>
+              <w:t xml:space="preserve">Wortliste </w:t>
+            </w:r>
+            <w:r>
+              <w:rPr>
+                <w:rFonts w:ascii="Consolas" w:hAnsi="Consolas" w:cs="Consolas" w:eastAsia="Consolas"/>
+                <w:b w:val="0"/>
+                <w:i w:val="0"/>
+                <w:color w:val="1B1B1F"/>
+                <w:sz w:val="16"/>
+              </w:rPr>
+              <w:t>WOERTER_W5</w:t>
+            </w:r>
+            <w:r>
+              <w:rPr>
+                <w:rFonts w:ascii="Calibri" w:hAnsi="Calibri" w:cs="Calibri" w:eastAsia="Calibri"/>
+                <w:b w:val="0"/>
+                <w:i w:val="0"/>
+                <w:color w:val="1B1B1F"/>
+                <w:sz w:val="16"/>
+              </w:rPr>
+              <w:t xml:space="preserve"> (Ziel ≈ 300 deutsche Wörter, vorläufig 123 – Essen, Haushalt, Tiere; 3–7 Buchstaben, normalisiert, ohne Video-Wörter und ohne die reservierten Paare); Variante „mit Zwischenständen“</w:t>
             </w:r>
           </w:p>
         </w:tc>
@@ -11937,7 +12375,7 @@
                 <w:color w:val="1B1B1F"/>
                 <w:sz w:val="16"/>
               </w:rPr>
-              <w:t>24 Szenario-Bausteine × 4 Schutzziele</w:t>
+              <w:t>24 Szenario-Bausteine × 4 Schutzziele (vorläufig 3 Bausteine mit fester Lösung aus Akte W5·2 Auftrag 4: nur verschlüsseln, nur signieren, beides)</w:t>
             </w:r>
           </w:p>
         </w:tc>

--- a/materialien/00_Lehrerhinweise/KR_W5_Lehrerhinweise.docx
+++ b/materialien/00_Lehrerhinweise/KR_W5_Lehrerhinweise.docx
@@ -12375,7 +12375,7 @@
                 <w:color w:val="1B1B1F"/>
                 <w:sz w:val="16"/>
               </w:rPr>
-              <w:t>24 Szenario-Bausteine × 4 Schutzziele (vorläufig 3 Bausteine mit fester Lösung aus Akte W5·2 Auftrag 4: nur verschlüsseln, nur signieren, beides)</w:t>
+              <w:t>24 Szenario-Bausteine × 4 Schutzziele (vorläufig 3 Bausteine mit fester Lösung aus Akte W5·2 Auftrag 4: nur verschlüsseln, nur signieren, beides); Optionen: die vier Schutzziele und „Verfügbarkeit“ als Distraktor (nie richtig, damit nicht alle Optionen richtig sein können)</w:t>
             </w:r>
           </w:p>
         </w:tc>

--- a/materialien/00_Lehrerhinweise/KR_W5_Lehrerhinweise.docx
+++ b/materialien/00_Lehrerhinweise/KR_W5_Lehrerhinweise.docx
@@ -6731,7 +6731,7 @@
           <w:color w:val="1B1B1F"/>
           <w:sz w:val="19"/>
         </w:rPr>
-        <w:t xml:space="preserve"> (in Welt 5 verwendet, Welt 6 wählt andere): nebel/nebfi 9 · anker/tor 11 · heute/morgen 22 · hafen/haffk/eis/zoo/bear 4 · post/potq 6 · ueberweisezweieuro/ueberweisetausendeuro 18 · treffenumfuenfuhr/treffenumzehnuhr 8 · sonne/geheim 0. Testfälle: „“ → 0, „a“ → 1, „Überweise 2 Euro“ → „ueberweiseeuro“ → 1 (Ziffern entfallen – Zahlen in Aufgaben immer als Wort).</w:t>
+        <w:t xml:space="preserve"> (in Welt 5 verwendet, Welt 6 wählt andere): nebel/nebfi 9 · anker/tor 11 · heute/morgen 22 (nur Folie 8) · strand/falke 21 (W5-L1-08, Korrektur D15) · hafen/haffk/eis/zoo/bear 4 · post/potq 6 · ueberweisezweieuro/ueberweisetausendeuro 18 (nur Folie 19) · sendeelfboten/sendefuenfhundertboten 10 (W5-L2-07) · liefereneunkisten/liefereneunhundertkisten 6 (W5-B-13) · treffenumfuenfuhr/treffenumzehnuhr 8 · sonne/geheim 0. Testfälle: „“ → 0, „a“ → 1, „Überweise 2 Euro“ → „ueberweiseeuro“ → 1 (Ziffern entfallen – Zahlen in Aufgaben immer als Wort).</w:t>
       </w:r>
     </w:p>
     <w:p>
@@ -10901,7 +10901,7 @@
                 <w:color w:val="1B1B1F"/>
                 <w:sz w:val="16"/>
               </w:rPr>
-              <w:t>Alice signiert „ueberweise zwei euro“ mit dem KRYPTOS-Hash. Mallory ersetzt die Nachricht durch „ueberweise tausend euro“ (KH 18) und lässt die Signatur unverändert. Bobs Prüfung ergibt [1] (gültig/ungültig). Ausgenutzt wird die fehlende [2] (Einwegeigenschaft/Kollisionsresistenz/Vertraulichkeit). Mallory benötigt Alices privaten Schlüssel: [3] (ja/nein).</w:t>
+              <w:t>Alice signiert „liefere neun kisten“ mit dem KRYPTOS-Hash. Mallory ersetzt die Nachricht durch „liefere neunhundert kisten“ (KH 6) und lässt die Signatur unverändert. Bobs Prüfung ergibt [1] (gültig/ungültig). Ausgenutzt wird die fehlende [2] (Einwegeigenschaft/Kollisionsresistenz/Vertraulichkeit). Mallory benötigt Alices privaten Schlüssel: [3] (ja/nein).</w:t>
             </w:r>
           </w:p>
         </w:tc>

--- a/materialien/00_Lehrerhinweise/KR_W5_Lehrerhinweise.docx
+++ b/materialien/00_Lehrerhinweise/KR_W5_Lehrerhinweise.docx
@@ -7590,6 +7590,71 @@
           <w:sz w:val="22"/>
         </w:rPr>
         <w:t>.</w:t>
+      </w:r>
+    </w:p>
+    <w:p>
+      <w:pPr>
+        <w:spacing w:before="0" w:after="80"/>
+      </w:pPr>
+      <w:r>
+        <w:rPr>
+          <w:rFonts w:ascii="Calibri" w:hAnsi="Calibri" w:cs="Calibri" w:eastAsia="Calibri"/>
+          <w:b/>
+          <w:i w:val="0"/>
+          <w:color w:val="1B1B1F"/>
+          <w:sz w:val="22"/>
+        </w:rPr>
+        <w:t>Werkzeuge in den Aufgaben (Version 1.2.0):</w:t>
+      </w:r>
+      <w:r>
+        <w:rPr>
+          <w:rFonts w:ascii="Calibri" w:hAnsi="Calibri" w:cs="Calibri" w:eastAsia="Calibri"/>
+          <w:b w:val="0"/>
+          <w:i w:val="0"/>
+          <w:color w:val="1B1B1F"/>
+          <w:sz w:val="22"/>
+        </w:rPr>
+        <w:t xml:space="preserve"> In 9 Aufgaben dieser Welt klappt das passende Werkzeug direkt in der Aufgabe auf (Panel; ab 1100 px Bildschirmbreite als Seitenleiste neben dem Antwortfeld, sonst unter der Aufgabe; „Im Labor öffnen“ als Zweitlink; im Boss nie). 5.1: Hash-Labor geführt (L1-02, L1-04, L1-05, L1-06), Hash-Labor frei (L1-07) · 5.2: Signatur- &amp; Zertifikats-Simulator frei (L2-04), Hash-Labor geführt (L2-05) · 5.3: Signatur- &amp; Zertifikats-Simulator frei (L3-05, L3-07). </w:t>
+      </w:r>
+      <w:r>
+        <w:rPr>
+          <w:rFonts w:ascii="Calibri" w:hAnsi="Calibri" w:cs="Calibri" w:eastAsia="Calibri"/>
+          <w:b/>
+          <w:i w:val="0"/>
+          <w:color w:val="1B1B1F"/>
+          <w:sz w:val="22"/>
+        </w:rPr>
+        <w:t>Geführt</w:t>
+      </w:r>
+      <w:r>
+        <w:rPr>
+          <w:rFonts w:ascii="Calibri" w:hAnsi="Calibri" w:cs="Calibri" w:eastAsia="Calibri"/>
+          <w:b w:val="0"/>
+          <w:i w:val="0"/>
+          <w:color w:val="1B1B1F"/>
+          <w:sz w:val="22"/>
+        </w:rPr>
+        <w:t xml:space="preserve"> heißt: Das Werkzeug zeigt die Werte der Aufgabe und markiert nur den aktuellen Schritt; die Lernenden lesen bzw. rechnen jeden Schritt selbst und tragen ihn ein. Rückmeldung (✓/✗ je Schritt) gibt es erst, wenn die Aufgabe gelöst oder die Lösung angesehen ist – vorher bewertet das Werkzeug nichts. </w:t>
+      </w:r>
+      <w:r>
+        <w:rPr>
+          <w:rFonts w:ascii="Calibri" w:hAnsi="Calibri" w:cs="Calibri" w:eastAsia="Calibri"/>
+          <w:b/>
+          <w:i w:val="0"/>
+          <w:color w:val="1B1B1F"/>
+          <w:sz w:val="22"/>
+        </w:rPr>
+        <w:t>Frei</w:t>
+      </w:r>
+      <w:r>
+        <w:rPr>
+          <w:rFonts w:ascii="Calibri" w:hAnsi="Calibri" w:cs="Calibri" w:eastAsia="Calibri"/>
+          <w:b w:val="0"/>
+          <w:i w:val="0"/>
+          <w:color w:val="1B1B1F"/>
+          <w:sz w:val="22"/>
+        </w:rPr>
+        <w:t xml:space="preserve"> heißt: Ausprobieren mit eigenen Werten. Auch im freien Labor und auf den Level-Karten („Hier ausprobieren“) wechselt ein Werkzeug bei Werten aus Aufgaben, Akten, Bossen oder Warm-up in den geführten Modus. In der Lehrkraft-Vorschau sind die richtigen Schritte sofort sichtbar.</w:t>
       </w:r>
     </w:p>
     <w:p>
